--- a/최종교재/02장_국내외_인공지능_윤리_동향과_법_제도.docx
+++ b/최종교재/02장_국내외_인공지능_윤리_동향과_법_제도.docx
@@ -889,39 +889,17 @@
     </w:p>
     <w:p>
       <w:pPr>
-        <w:rPr>
-          <w:color w:val="000000" w:themeColor="text1"/>
-          <w:lang w:eastAsia="ko-KR"/>
-        </w:rPr>
-      </w:pPr>
-      <w:r>
-        <w:rPr>
-          <w:color w:val="000000" w:themeColor="text1"/>
-          <w:lang w:eastAsia="ko-KR"/>
-        </w:rPr>
-        <w:t>표 2.1</w:t>
-      </w:r>
-      <w:r>
-        <w:rPr>
-          <w:color w:val="000000" w:themeColor="text1"/>
-          <w:lang w:eastAsia="ko-KR"/>
-        </w:rPr>
-        <w:t>인공지능 윤리 논의의 주요 흐름</w:t>
-      </w:r>
-      <w:r>
-        <w:rPr>
-          <w:rFonts w:hint="eastAsia"/>
-          <w:color w:val="000000" w:themeColor="text1"/>
-          <w:lang w:eastAsia="ko-KR"/>
-        </w:rPr>
-        <w:t xml:space="preserve"> </w:t>
-      </w:r>
-      <w:r>
-        <w:rPr>
-          <w:color w:val="000000" w:themeColor="text1"/>
-          <w:lang w:eastAsia="ko-KR"/>
-        </w:rPr>
-        <w:t>.[H1, H2, K1, K2, I1, I2, E1, E2]</w:t>
+        <w:pStyle w:val="af0"/>
+        <w:rPr>
+          <w:color w:val="000000" w:themeColor="text1"/>
+          <w:lang w:eastAsia="ko-KR"/>
+        </w:rPr>
+      </w:pPr>
+      <w:r>
+        <w:rPr>
+          <w:color w:val="000000"/>
+        </w:rPr>
+        <w:t>표 2.1 인공지능 윤리 논의의 주요 흐름 [H1, H2, K1, K2, I1, I2, E1, E2]</w:t>
       </w:r>
     </w:p>
     <w:tbl>
@@ -3428,17 +3406,56 @@
     </w:p>
     <w:p>
       <w:pPr>
-        <w:rPr>
-          <w:color w:val="000000" w:themeColor="text1"/>
-          <w:lang w:eastAsia="ko-KR"/>
-        </w:rPr>
-      </w:pPr>
-      <w:r>
-        <w:rPr>
-          <w:color w:val="000000" w:themeColor="text1"/>
-          <w:lang w:eastAsia="ko-KR"/>
-        </w:rPr>
-        <w:t>그림 2.3 2020년 인공지능 윤리기준과 2026년 대한민국 인공지능 윤리원칙의 구성 비교</w:t>
+        <w:jc w:val="center"/>
+      </w:pPr>
+      <w:r>
+        <w:drawing>
+          <wp:inline xmlns:a="http://schemas.openxmlformats.org/drawingml/2006/main" xmlns:pic="http://schemas.openxmlformats.org/drawingml/2006/picture">
+            <wp:extent cx="5486400" cy="2743200"/>
+            <wp:docPr id="2" name="Picture 2"/>
+            <wp:cNvGraphicFramePr>
+              <a:graphicFrameLocks noChangeAspect="1"/>
+            </wp:cNvGraphicFramePr>
+            <a:graphic>
+              <a:graphicData uri="http://schemas.openxmlformats.org/drawingml/2006/picture">
+                <pic:pic>
+                  <pic:nvPicPr>
+                    <pic:cNvPr id="0" name="image.png"/>
+                    <pic:cNvPicPr/>
+                  </pic:nvPicPr>
+                  <pic:blipFill>
+                    <a:blip r:embed="rId9"/>
+                    <a:stretch>
+                      <a:fillRect/>
+                    </a:stretch>
+                  </pic:blipFill>
+                  <pic:spPr>
+                    <a:xfrm>
+                      <a:off x="0" y="0"/>
+                      <a:ext cx="5486400" cy="2743200"/>
+                    </a:xfrm>
+                    <a:prstGeom prst="rect"/>
+                  </pic:spPr>
+                </pic:pic>
+              </a:graphicData>
+            </a:graphic>
+          </wp:inline>
+        </w:drawing>
+      </w:r>
+    </w:p>
+    <w:p>
+      <w:pPr>
+        <w:pStyle w:val="af0"/>
+        <w:rPr>
+          <w:color w:val="000000" w:themeColor="text1"/>
+          <w:lang w:eastAsia="ko-KR"/>
+        </w:rPr>
+      </w:pPr>
+      <w:r>
+        <w:rPr>
+          <w:color w:val="000000"/>
+        </w:rPr>
+        <w:t>그림 2.2 2020년 인공지능 윤리기준과 2026년 대한민국 인공지능 윤리원칙의 구성 비교</w:t>
       </w:r>
     </w:p>
     <w:p>
@@ -4380,6 +4397,7 @@
     </w:p>
     <w:p>
       <w:pPr>
+        <w:pStyle w:val="af0"/>
         <w:rPr>
           <w:color w:val="000000" w:themeColor="text1"/>
           <w:lang w:eastAsia="ko-KR"/>
@@ -6003,17 +6021,56 @@
     </w:p>
     <w:p>
       <w:pPr>
-        <w:rPr>
-          <w:color w:val="000000" w:themeColor="text1"/>
-          <w:lang w:eastAsia="ko-KR"/>
-        </w:rPr>
-      </w:pPr>
-      <w:r>
-        <w:rPr>
-          <w:color w:val="000000" w:themeColor="text1"/>
-          <w:lang w:eastAsia="ko-KR"/>
-        </w:rPr>
-        <w:t>그림 2.4 인공지능 윤리 원칙을 반영한 지도 서비스 설계 예시</w:t>
+        <w:jc w:val="center"/>
+      </w:pPr>
+      <w:r>
+        <w:drawing>
+          <wp:inline xmlns:a="http://schemas.openxmlformats.org/drawingml/2006/main" xmlns:pic="http://schemas.openxmlformats.org/drawingml/2006/picture">
+            <wp:extent cx="5486400" cy="3657600"/>
+            <wp:docPr id="3" name="Picture 3"/>
+            <wp:cNvGraphicFramePr>
+              <a:graphicFrameLocks noChangeAspect="1"/>
+            </wp:cNvGraphicFramePr>
+            <a:graphic>
+              <a:graphicData uri="http://schemas.openxmlformats.org/drawingml/2006/picture">
+                <pic:pic>
+                  <pic:nvPicPr>
+                    <pic:cNvPr id="0" name="image.png"/>
+                    <pic:cNvPicPr/>
+                  </pic:nvPicPr>
+                  <pic:blipFill>
+                    <a:blip r:embed="rId10"/>
+                    <a:stretch>
+                      <a:fillRect/>
+                    </a:stretch>
+                  </pic:blipFill>
+                  <pic:spPr>
+                    <a:xfrm>
+                      <a:off x="0" y="0"/>
+                      <a:ext cx="5486400" cy="3657600"/>
+                    </a:xfrm>
+                    <a:prstGeom prst="rect"/>
+                  </pic:spPr>
+                </pic:pic>
+              </a:graphicData>
+            </a:graphic>
+          </wp:inline>
+        </w:drawing>
+      </w:r>
+    </w:p>
+    <w:p>
+      <w:pPr>
+        <w:pStyle w:val="af0"/>
+        <w:rPr>
+          <w:color w:val="000000" w:themeColor="text1"/>
+          <w:lang w:eastAsia="ko-KR"/>
+        </w:rPr>
+      </w:pPr>
+      <w:r>
+        <w:rPr>
+          <w:color w:val="000000"/>
+        </w:rPr>
+        <w:t>그림 2.3 인공지능 윤리 원칙을 반영한 지도 서비스 설계 예시</w:t>
       </w:r>
     </w:p>
     <w:p>
@@ -11650,6 +11707,7 @@
     </w:p>
     <w:p>
       <w:pPr>
+        <w:pStyle w:val="af0"/>
         <w:rPr>
           <w:color w:val="000000" w:themeColor="text1"/>
           <w:lang w:eastAsia="ko-KR"/>

--- a/최종교재/02장_국내외_인공지능_윤리_동향과_법_제도.docx
+++ b/최종교재/02장_국내외_인공지능_윤리_동향과_법_제도.docx
@@ -12329,6 +12329,56 @@
           <w:lang w:eastAsia="ko-KR"/>
         </w:rPr>
         <w:t>우리 프로젝트에서는 먼저 개발 단계에서 사용한 도구와 이용자에게 제공할 기능을 나눠 적습니다. 지도 표시와 거리 계산, AI 설명 생성, 개인의 자격 판단을 구분하면 어떤 조문을 검토해야 할지 명확해집니다. 기능을 바꿀 때에는 이 구분도 다시 확인합니다.</w:t>
+      </w:r>
+    </w:p>
+    <w:p>
+      <w:pPr>
+        <w:jc w:val="center"/>
+      </w:pPr>
+      <w:r>
+        <w:drawing>
+          <wp:inline xmlns:a="http://schemas.openxmlformats.org/drawingml/2006/main" xmlns:pic="http://schemas.openxmlformats.org/drawingml/2006/picture">
+            <wp:extent cx="5486400" cy="1828800"/>
+            <wp:docPr id="4" name="Picture 4"/>
+            <wp:cNvGraphicFramePr>
+              <a:graphicFrameLocks noChangeAspect="1"/>
+            </wp:cNvGraphicFramePr>
+            <a:graphic>
+              <a:graphicData uri="http://schemas.openxmlformats.org/drawingml/2006/picture">
+                <pic:pic>
+                  <pic:nvPicPr>
+                    <pic:cNvPr id="0" name="그림2.4.png"/>
+                    <pic:cNvPicPr/>
+                  </pic:nvPicPr>
+                  <pic:blipFill>
+                    <a:blip r:embed="rId59"/>
+                    <a:stretch>
+                      <a:fillRect/>
+                    </a:stretch>
+                  </pic:blipFill>
+                  <pic:spPr>
+                    <a:xfrm>
+                      <a:off x="0" y="0"/>
+                      <a:ext cx="5486400" cy="1828800"/>
+                    </a:xfrm>
+                    <a:prstGeom prst="rect"/>
+                  </pic:spPr>
+                </pic:pic>
+              </a:graphicData>
+            </a:graphic>
+          </wp:inline>
+        </w:drawing>
+      </w:r>
+    </w:p>
+    <w:p>
+      <w:pPr>
+        <w:pStyle w:val="af0"/>
+      </w:pPr>
+      <w:r>
+        <w:rPr>
+          <w:color w:val="000000"/>
+        </w:rPr>
+        <w:t>그림 2.4 — 한 서비스 안의 세 가지 인공지능 이용: 코드 작성, 설명 생성, 자격 판단</w:t>
       </w:r>
     </w:p>
     <w:p>
